--- a/zht/docx/15.content.docx
+++ b/zht/docx/15.content.docx
@@ -136,13 +136,6 @@
         <w:rPr>
           <w:lang w:val="zh_TW" w:bidi="zh_TW"/>
         </w:rPr>
-      </w:r>
-      <w:r>
-        <w:rPr>
-          <w:i/>
-          <w:lang w:val="zh_TW" w:bidi="zh_TW"/>
-        </w:rPr>
-        <w:t>以斯拉記 1:2, 以斯拉記 1:4, 以斯拉記 1:7, 以斯拉記 1:11, 以斯拉記 2:1, 以斯拉記 2:62, 以斯拉記 2:63, 以斯拉記 2:70, 以斯拉記 3:2, 以斯拉記 3:3, 以斯拉記 3:7, 以斯拉記 3:8, 以斯拉記 3:11, 以斯拉記 3:12, 以斯拉記 4:1, 以斯拉記 4:2, 以斯拉記 4:4–5, 以斯拉記 4:5, 以斯拉記 4:6, 以斯拉記 4:12, 以斯拉記 4:19, 以斯拉記 4:24, 以斯拉記 5:1, 以斯拉記 5:2, 以斯拉記 5:5, 以斯拉記 5:8, 以斯拉記 5:12, 以斯拉記 5:14, 以斯拉記 5:15, 以斯拉記 5:17, 以斯拉記 6:1, 以斯拉記 6:2, 以斯拉記 6:3, 以斯拉記 6:4, 以斯拉記 6:5, 以斯拉記 6:7, 以斯拉記 6:10, 以斯拉記 6:11, 以斯拉記 6:14, 以斯拉記 6:15, 以斯拉記 6:20, 以斯拉記 6:22, 以斯拉記 7:6, 以斯拉記 7:9, 以斯拉記 7:13, 以斯拉記 7:14, 以斯拉記 7:16, 以斯拉記 7:20, 以斯拉記 7:23, 以斯拉記 7:26, 以斯拉記 7:28, 以斯拉記 8:15, 以斯拉記 8:17, 以斯拉記 8:18, 以斯拉記 8:22, 以斯拉記 8:29, 以斯拉記 8:31, 以斯拉記 8:36, 以斯拉記 9:2, 以斯拉記 9:3, 以斯拉記 9:6, 以斯拉記 9:9, 以斯拉記 9:12, 以斯拉記 9:13, 以斯拉記 10:1, 以斯拉記 10:3, 以斯拉記 10:6, 以斯拉記 10:8, 以斯拉記 10:9, 以斯拉記 10:13, 以斯拉記 10:17, 以斯拉記 10:19</w:t>
       </w:r>
       <w:r>
         <w:rPr>

--- a/zht/docx/15.content.docx
+++ b/zht/docx/15.content.docx
@@ -123,19 +123,6 @@
           <w:lang w:val="zh_TW" w:bidi="zh_TW"/>
         </w:rPr>
         <w:t>EZR</w:t>
-      </w:r>
-      <w:r>
-        <w:rPr>
-          <w:lang w:val="zh_TW" w:bidi="zh_TW"/>
-        </w:rPr>
-      </w:r>
-    </w:p>
-    <w:p>
-      <w:pPr/>
-      <w:r>
-        <w:rPr>
-          <w:lang w:val="zh_TW" w:bidi="zh_TW"/>
-        </w:rPr>
       </w:r>
       <w:r>
         <w:rPr>

--- a/zht/docx/15.content.docx
+++ b/zht/docx/15.content.docx
@@ -19,7 +19,7 @@
         <w:rPr>
           <w:lang w:val="zh_TW" w:bidi="zh_TW"/>
         </w:rPr>
-        <w:t>Resource: 翻譯問題 (unfoldingWord)</w:t>
+        <w:t>Resource: unfoldingWord® Translation Questions</w:t>
       </w:r>
       <w:r>
         <w:rPr>
@@ -85,7 +85,7 @@
         <w:rPr>
           <w:lang w:val="zh_TW" w:bidi="zh_TW"/>
         </w:rPr>
-        <w:t>翻譯問題 (unfoldingWord)</w:t>
+        <w:t>unfoldingWord® Translation Questions</w:t>
       </w:r>
     </w:p>
     <w:p>
